--- a/output/doc/legal/01_Algemene_voorwaarden_en_condities_Pure_Grief_and_Therapeutic_ART.docx
+++ b/output/doc/legal/01_Algemene_voorwaarden_en_condities_Pure_Grief_and_Therapeutic_ART.docx
@@ -27,7 +27,7 @@
         <w:jc w:val="center"/>
       </w:pPr>
       <w:r>
-        <w:t>Exploitant: De Troostboom</w:t>
+        <w:t>Exploitant: De Troostboom®</w:t>
       </w:r>
     </w:p>
     <w:p>
@@ -68,7 +68,7 @@
         <w:rPr>
           <w:i w:val="0"/>
         </w:rPr>
-        <w:t>De applicatie Pure Grief and Therapeutic ART en de bijbehorende website worden ontwikkeld en geëxploiteerd door De Troostboom, gevestigd te [IN TE VULLEN: vestigingsadres De Troostboom], [IN TE VULLEN: postcode en vestigingsplaats], Nederland, ingeschreven bij de Kamer van Koophandel onder nummer 17251011.</w:t>
+        <w:t>De applicatie Pure Grief and Therapeutic ART en de bijbehorende website worden ontwikkeld en geëxploiteerd door De Troostboom®, gevestigd te Maarten Trompstraat 53, 5262 VL Vught, Nederland, ingeschreven bij de Kamer van Koophandel onder nummer 17251011.</w:t>
       </w:r>
     </w:p>
     <w:p>
@@ -380,7 +380,7 @@
         <w:rPr>
           <w:i w:val="0"/>
         </w:rPr>
-        <w:t>Alle rechten op de app en de content berusten bij De Troostboom of bij de betreffende rechthebbenden. De gebruiker ontvangt uitsluitend een beperkte, niet-exclusieve, niet-overdraagbare en herroepbare licentie om de content te gebruiken binnen het doel waarvoor deze in de app beschikbaar is gesteld.</w:t>
+        <w:t>Alle rechten op de app en de content berusten bij De Troostboom® of bij de betreffende rechthebbenden. De gebruiker ontvangt uitsluitend een beperkte, niet-exclusieve, niet-overdraagbare en herroepbare licentie om de content te gebruiken binnen het doel waarvoor deze in de app beschikbaar is gesteld.</w:t>
       </w:r>
     </w:p>
     <w:p>
